--- a/DOC/KH/NF-DOC-006_មគ្គុទេសក៍ប៉ុត Telegram_KH.docx
+++ b/DOC/KH/NF-DOC-006_មគ្គុទេសក៍ប៉ុត Telegram_KH.docx
@@ -1011,7 +1011,7 @@
                 <w:color w:val="0B1F2E"/>
                 <w:sz w:val="19"/>
               </w:rPr>
-              <w:t>ភ្ជាប់គណនី</w:t>
+              <w:t>ភ្ជាប់គណនី — ផ្ញើកូដទៅអ៊ីមែល</w:t>
             </w:r>
           </w:p>
         </w:tc>
@@ -1042,6 +1042,65 @@
                 <w:color w:val="0B1F2E"/>
                 <w:sz w:val="19"/>
               </w:rPr>
+              <w:t>/confirm &lt;code&gt;</w:t>
+            </w:r>
+          </w:p>
+        </w:tc>
+        <w:tc>
+          <w:tcPr>
+            <w:tcW w:type="dxa" w:w="6624"/>
+            <w:shd w:val="clear" w:fill="F4F8FA"/>
+            <w:tcMar>
+              <w:top w:w="80" w:type="dxa"/>
+              <w:start w:w="120" w:type="dxa"/>
+              <w:bottom w:w="80" w:type="dxa"/>
+              <w:end w:w="120" w:type="dxa"/>
+            </w:tcMar>
+            <w:vAlign w:val="center"/>
+          </w:tcPr>
+          <w:p>
+            <w:pPr>
+              <w:spacing w:after="20"/>
+            </w:pPr>
+            <w:r/>
+            <w:r>
+              <w:rPr>
+                <w:rFonts w:ascii="Khmer OS Siemreap" w:hAnsi="Khmer OS Siemreap" w:cs="Khmer OS Siemreap"/>
+                <w:b w:val="0"/>
+                <w:i w:val="0"/>
+                <w:color w:val="0B1F2E"/>
+                <w:sz w:val="19"/>
+              </w:rPr>
+              <w:t>បញ្ចប់ការភ្ជាប់ជាមួយកូដដែលបានផ្ញើ</w:t>
+            </w:r>
+          </w:p>
+        </w:tc>
+      </w:tr>
+      <w:tr>
+        <w:tc>
+          <w:tcPr>
+            <w:tcW w:type="dxa" w:w="2592"/>
+            <w:tcMar>
+              <w:top w:w="80" w:type="dxa"/>
+              <w:start w:w="120" w:type="dxa"/>
+              <w:bottom w:w="80" w:type="dxa"/>
+              <w:end w:w="120" w:type="dxa"/>
+            </w:tcMar>
+            <w:vAlign w:val="center"/>
+          </w:tcPr>
+          <w:p>
+            <w:pPr>
+              <w:spacing w:after="20"/>
+            </w:pPr>
+            <w:r/>
+            <w:r>
+              <w:rPr>
+                <w:rFonts w:ascii="Khmer OS Siemreap" w:hAnsi="Khmer OS Siemreap" w:cs="Khmer OS Siemreap"/>
+                <w:b w:val="0"/>
+                <w:i w:val="0"/>
+                <w:color w:val="0B1F2E"/>
+                <w:sz w:val="19"/>
+              </w:rPr>
               <w:t>/unlink</w:t>
             </w:r>
           </w:p>
@@ -1049,7 +1108,6 @@
         <w:tc>
           <w:tcPr>
             <w:tcW w:type="dxa" w:w="6624"/>
-            <w:shd w:val="clear" w:fill="F4F8FA"/>
             <w:tcMar>
               <w:top w:w="80" w:type="dxa"/>
               <w:start w:w="120" w:type="dxa"/>
@@ -1080,6 +1138,7 @@
         <w:tc>
           <w:tcPr>
             <w:tcW w:type="dxa" w:w="2592"/>
+            <w:shd w:val="clear" w:fill="F4F8FA"/>
             <w:tcMar>
               <w:top w:w="80" w:type="dxa"/>
               <w:start w:w="120" w:type="dxa"/>
@@ -1108,6 +1167,7 @@
         <w:tc>
           <w:tcPr>
             <w:tcW w:type="dxa" w:w="6624"/>
+            <w:shd w:val="clear" w:fill="F4F8FA"/>
             <w:tcMar>
               <w:top w:w="80" w:type="dxa"/>
               <w:start w:w="120" w:type="dxa"/>
@@ -1129,7 +1189,7 @@
                 <w:color w:val="0B1F2E"/>
                 <w:sz w:val="19"/>
               </w:rPr>
-              <w:t>មើលស្ថានភាព</w:t>
+              <w:t>មើលស្ថានភាពគណនី និងកម្ចី</w:t>
             </w:r>
           </w:p>
         </w:tc>
@@ -1531,6 +1591,69 @@
         <w:spacing w:after="40"/>
       </w:pPr>
     </w:p>
+    <w:tbl>
+      <w:tblPr>
+        <w:tblStyle w:val="TableGrid"/>
+        <w:tblW w:type="auto" w:w="0"/>
+        <w:tblLook w:firstColumn="1" w:firstRow="1" w:lastColumn="0" w:lastRow="0" w:noHBand="0" w:noVBand="1" w:val="04A0"/>
+      </w:tblPr>
+      <w:tblGrid>
+        <w:gridCol w:w="9317"/>
+      </w:tblGrid>
+      <w:tr>
+        <w:tc>
+          <w:tcPr>
+            <w:tcW w:type="dxa" w:w="9317"/>
+            <w:tcBorders>
+              <w:left w:val="single" w:sz="28" w:space="0" w:color="2E7D32"/>
+            </w:tcBorders>
+            <w:shd w:val="clear" w:fill="E8F5E9"/>
+            <w:tcMar>
+              <w:top w:w="140" w:type="dxa"/>
+              <w:start w:w="200" w:type="dxa"/>
+              <w:bottom w:w="140" w:type="dxa"/>
+              <w:end w:w="200" w:type="dxa"/>
+            </w:tcMar>
+          </w:tcPr>
+          <w:p>
+            <w:pPr>
+              <w:spacing w:after="60"/>
+            </w:pPr>
+            <w:r/>
+            <w:r>
+              <w:rPr>
+                <w:rFonts w:ascii="Khmer OS Siemreap" w:hAnsi="Khmer OS Siemreap" w:cs="Khmer OS Siemreap"/>
+                <w:b/>
+                <w:i w:val="0"/>
+                <w:color w:val="0B1F2E"/>
+                <w:sz w:val="21"/>
+              </w:rPr>
+              <w:t>Tip</w:t>
+            </w:r>
+          </w:p>
+          <w:p>
+            <w:pPr>
+              <w:spacing w:after="0"/>
+            </w:pPr>
+            <w:r>
+              <w:rPr>
+                <w:rFonts w:ascii="Khmer OS Siemreap" w:hAnsi="Khmer OS Siemreap" w:cs="Khmer OS Siemreap"/>
+                <w:b w:val="0"/>
+                <w:i w:val="0"/>
+                <w:color w:val="0B1F2E"/>
+                <w:sz w:val="20"/>
+              </w:rPr>
+              <w:t>ភ្ជាប់គណនី Telegram ជាមុនជាមួយ /link បន្ទាប់មកបញ្ជាក់ជាមួយ /confirm &lt;code&gt; ដើម្បីទទួលបានការជូនដំណឹង។</w:t>
+            </w:r>
+          </w:p>
+        </w:tc>
+      </w:tr>
+    </w:tbl>
+    <w:p>
+      <w:pPr>
+        <w:spacing w:after="40"/>
+      </w:pPr>
+    </w:p>
     <w:p>
       <w:pPr>
         <w:pStyle w:val="Heading1"/>
@@ -1551,6 +1674,10 @@
       </w:r>
     </w:p>
     <w:p>
+      <w:pPr>
+        <w:pStyle w:val="ListNumber"/>
+        <w:spacing w:after="60"/>
+      </w:pPr>
       <w:r>
         <w:rPr>
           <w:rFonts w:ascii="Khmer OS Siemreap" w:hAnsi="Khmer OS Siemreap" w:cs="Khmer OS Siemreap"/>
@@ -1559,7 +1686,55 @@
           <w:color w:val="0B1F2E"/>
           <w:sz w:val="21"/>
         </w:rPr>
-        <w:t>ផ្ញើ /link ដើម្បីភ្ជាប់គណនី Telegram ទៅ NexusFinance។</w:t>
+        <w:t>ផ្ញើ /link &lt;អ៊ីមែល&gt; ទៅប៉ុត</w:t>
+      </w:r>
+    </w:p>
+    <w:p>
+      <w:pPr>
+        <w:pStyle w:val="ListNumber"/>
+        <w:spacing w:after="60"/>
+      </w:pPr>
+      <w:r>
+        <w:rPr>
+          <w:rFonts w:ascii="Khmer OS Siemreap" w:hAnsi="Khmer OS Siemreap" w:cs="Khmer OS Siemreap"/>
+          <w:b w:val="0"/>
+          <w:i w:val="0"/>
+          <w:color w:val="0B1F2E"/>
+          <w:sz w:val="21"/>
+        </w:rPr>
+        <w:t>កូដ ៦ ខ្ទង់ត្រូវបានផ្ញើទៅអ៊ីមែលរបស់អ្នក</w:t>
+      </w:r>
+    </w:p>
+    <w:p>
+      <w:pPr>
+        <w:pStyle w:val="ListNumber"/>
+        <w:spacing w:after="60"/>
+      </w:pPr>
+      <w:r>
+        <w:rPr>
+          <w:rFonts w:ascii="Khmer OS Siemreap" w:hAnsi="Khmer OS Siemreap" w:cs="Khmer OS Siemreap"/>
+          <w:b w:val="0"/>
+          <w:i w:val="0"/>
+          <w:color w:val="0B1F2E"/>
+          <w:sz w:val="21"/>
+        </w:rPr>
+        <w:t>ផ្ញើ /confirm &lt;code&gt; ដើម្បីបញ្ចប់ការភ្ជាប់</w:t>
+      </w:r>
+    </w:p>
+    <w:p>
+      <w:pPr>
+        <w:pStyle w:val="ListNumber"/>
+        <w:spacing w:after="60"/>
+      </w:pPr>
+      <w:r>
+        <w:rPr>
+          <w:rFonts w:ascii="Khmer OS Siemreap" w:hAnsi="Khmer OS Siemreap" w:cs="Khmer OS Siemreap"/>
+          <w:b w:val="0"/>
+          <w:i w:val="0"/>
+          <w:color w:val="0B1F2E"/>
+          <w:sz w:val="21"/>
+        </w:rPr>
+        <w:t>កូដផុតកំណត់ក្រោយ ១០ នាទី — ផ្ញើ /link ម្តងទៀតសម្រាប់កូដថ្មី</w:t>
       </w:r>
     </w:p>
     <w:p>
@@ -1571,7 +1746,7 @@
           <w:color w:val="0B1F2E"/>
           <w:sz w:val="21"/>
         </w:rPr>
-        <w:t>ផ្ញើ /unlink ដើម្បីផ្តាច់។</w:t>
+        <w:t>ផ្ញើ /unlink ដើម្បីផ្តាច់គណនី Telegram ពី NexusFinance។</w:t>
       </w:r>
     </w:p>
     <w:p>
@@ -1583,7 +1758,7 @@
           <w:color w:val="0B1F2E"/>
           <w:sz w:val="21"/>
         </w:rPr>
-        <w:t>ផ្ញើ /status ដើម្បីមើលស្ថានភាព។</w:t>
+        <w:t>ផ្ញើ /status ដើម្បីមើលអ៊ីមែលដែលបានភ្ជាប់ និងស្ថានភាពកម្ចី រួមទាំងបង់រំលោះប្រចាំខែ និងកាលបរិច្ឆេទកំណត់។</w:t>
       </w:r>
     </w:p>
     <w:p>
@@ -1637,6 +1812,23 @@
           <w:sz w:val="21"/>
         </w:rPr>
         <w:t>ការរំលឹកប្រចាំថ្ងៃនៅម៉ោង ៩ ព្រឹក</w:t>
+      </w:r>
+    </w:p>
+    <w:p>
+      <w:pPr>
+        <w:pStyle w:val="ListBullet"/>
+        <w:spacing w:after="60"/>
+        <w:ind w:left="432"/>
+      </w:pPr>
+      <w:r>
+        <w:rPr>
+          <w:rFonts w:ascii="Khmer OS Siemreap" w:hAnsi="Khmer OS Siemreap" w:cs="Khmer OS Siemreap"/>
+          <w:b w:val="0"/>
+          <w:i w:val="0"/>
+          <w:color w:val="0B1F2E"/>
+          <w:sz w:val="21"/>
+        </w:rPr>
+        <w:t>ការរំលឹកផ្អែកលើបង់រំលោះប្រចាំខែ (5.4% APR) មិនមែនចំនួនកម្ចីសរុបទេ</w:t>
       </w:r>
     </w:p>
     <w:p>
